--- a/DaveMarcantonio2015.docx
+++ b/DaveMarcantonio2015.docx
@@ -325,6 +325,8 @@
         </w:rPr>
         <w:t>Ottawa/Toronto, Ontario</w:t>
       </w:r>
+      <w:bookmarkStart w:id="0" w:name="_GoBack"/>
+      <w:bookmarkEnd w:id="0"/>
       <w:r>
         <w:rPr>
           <w:rFonts w:ascii="Arial" w:eastAsia="Times New Roman" w:hAnsi="Arial" w:cs="Arial"/>
@@ -345,7 +347,19 @@
           <w:szCs w:val="21"/>
           <w:lang w:eastAsia="en-CA"/>
         </w:rPr>
-        <w:t>February 2014 – Present</w:t>
+        <w:t xml:space="preserve">February 2014 – </w:t>
+      </w:r>
+      <w:r>
+        <w:rPr>
+          <w:rFonts w:ascii="Arial" w:eastAsia="Times New Roman" w:hAnsi="Arial" w:cs="Arial"/>
+          <w:b/>
+          <w:bCs/>
+          <w:color w:val="000000" w:themeColor="text1"/>
+          <w:sz w:val="21"/>
+          <w:szCs w:val="21"/>
+          <w:lang w:eastAsia="en-CA"/>
+        </w:rPr>
+        <w:t>September 2015</w:t>
       </w:r>
     </w:p>
     <w:p>
@@ -1090,29 +1104,7 @@
           <w:szCs w:val="21"/>
           <w:lang w:eastAsia="en-CA"/>
         </w:rPr>
-        <w:t xml:space="preserve">Responsible for the conversion of the </w:t>
-      </w:r>
-      <w:proofErr w:type="spellStart"/>
-      <w:r>
-        <w:rPr>
-          <w:rFonts w:ascii="Arial" w:eastAsia="Times New Roman" w:hAnsi="Arial" w:cs="Arial"/>
-          <w:color w:val="000000" w:themeColor="text1"/>
-          <w:sz w:val="21"/>
-          <w:szCs w:val="21"/>
-          <w:lang w:eastAsia="en-CA"/>
-        </w:rPr>
-        <w:t>uOttawa</w:t>
-      </w:r>
-      <w:proofErr w:type="spellEnd"/>
-      <w:r>
-        <w:rPr>
-          <w:rFonts w:ascii="Arial" w:eastAsia="Times New Roman" w:hAnsi="Arial" w:cs="Arial"/>
-          <w:color w:val="000000" w:themeColor="text1"/>
-          <w:sz w:val="21"/>
-          <w:szCs w:val="21"/>
-          <w:lang w:eastAsia="en-CA"/>
-        </w:rPr>
-        <w:t xml:space="preserve"> Co-op Navigator front and back end to several other iterations</w:t>
+        <w:t>Responsible for the conversion of the uOttawa Co-op Navigator front and back end to several other iterations</w:t>
       </w:r>
     </w:p>
     <w:p>
@@ -1275,8 +1267,6 @@
         </w:rPr>
         <w:t>), IIS 6, Windows Server 2008</w:t>
       </w:r>
-      <w:bookmarkStart w:id="0" w:name="_GoBack"/>
-      <w:bookmarkEnd w:id="0"/>
     </w:p>
     <w:p>
       <w:pPr>
